--- a/header, landscape.docx
+++ b/header, landscape.docx
@@ -212,7 +212,27 @@
           <w:bCs/>
           <w:sz w:val="20"/>
         </w:rPr>
-        <w:t>Ratnanagar-7, Sauraha, Chitwan</w:t>
+        <w:t xml:space="preserve">Ratnanagar-7, </w:t>
+      </w:r>
+      <w:proofErr w:type="spellStart"/>
+      <w:r>
+        <w:rPr>
+          <w:rFonts w:ascii="Times New Roman" w:hAnsi="Times New Roman"/>
+          <w:b/>
+          <w:bCs/>
+          <w:sz w:val="20"/>
+        </w:rPr>
+        <w:t>Sauraha</w:t>
+      </w:r>
+      <w:proofErr w:type="spellEnd"/>
+      <w:r>
+        <w:rPr>
+          <w:rFonts w:ascii="Times New Roman" w:hAnsi="Times New Roman"/>
+          <w:b/>
+          <w:bCs/>
+          <w:sz w:val="20"/>
+        </w:rPr>
+        <w:t>, Chitwan</w:t>
       </w:r>
     </w:p>
     <w:p>
@@ -645,6 +665,7 @@
           </mc:Fallback>
         </mc:AlternateContent>
       </w:r>
+      <w:proofErr w:type="spellStart"/>
       <w:r>
         <w:rPr>
           <w:rFonts w:ascii="Preeti" w:hAnsi="Preeti"/>
@@ -664,9 +685,9 @@
           <w:sz w:val="40"/>
           <w:szCs w:val="40"/>
         </w:rPr>
-        <w:t>Lg ;f];fO</w:t>
-      </w:r>
-      <w:proofErr w:type="gramEnd"/>
+        <w:t>Lg</w:t>
+      </w:r>
+      <w:proofErr w:type="spellEnd"/>
       <w:r>
         <w:rPr>
           <w:rFonts w:ascii="Preeti" w:hAnsi="Preeti"/>
@@ -675,9 +696,9 @@
           <w:sz w:val="40"/>
           <w:szCs w:val="40"/>
         </w:rPr>
-        <w:t xml:space="preserve">6L </w:t>
-      </w:r>
-      <w:proofErr w:type="gramStart"/>
+        <w:t xml:space="preserve"> ;f];fO</w:t>
+      </w:r>
+      <w:proofErr w:type="gramEnd"/>
       <w:r>
         <w:rPr>
           <w:rFonts w:ascii="Preeti" w:hAnsi="Preeti"/>
@@ -686,8 +707,43 @@
           <w:sz w:val="40"/>
           <w:szCs w:val="40"/>
         </w:rPr>
-        <w:t>klAns :s'n</w:t>
-      </w:r>
+        <w:t xml:space="preserve">6L </w:t>
+      </w:r>
+      <w:proofErr w:type="spellStart"/>
+      <w:proofErr w:type="gramStart"/>
+      <w:r>
+        <w:rPr>
+          <w:rFonts w:ascii="Preeti" w:hAnsi="Preeti"/>
+          <w:b/>
+          <w:bCs/>
+          <w:sz w:val="40"/>
+          <w:szCs w:val="40"/>
+        </w:rPr>
+        <w:t>klAns</w:t>
+      </w:r>
+      <w:proofErr w:type="spellEnd"/>
+      <w:r>
+        <w:rPr>
+          <w:rFonts w:ascii="Preeti" w:hAnsi="Preeti"/>
+          <w:b/>
+          <w:bCs/>
+          <w:sz w:val="40"/>
+          <w:szCs w:val="40"/>
+        </w:rPr>
+        <w:t xml:space="preserve"> :</w:t>
+      </w:r>
+      <w:proofErr w:type="spellStart"/>
+      <w:r>
+        <w:rPr>
+          <w:rFonts w:ascii="Preeti" w:hAnsi="Preeti"/>
+          <w:b/>
+          <w:bCs/>
+          <w:sz w:val="40"/>
+          <w:szCs w:val="40"/>
+        </w:rPr>
+        <w:t>s'n</w:t>
+      </w:r>
+      <w:proofErr w:type="spellEnd"/>
       <w:proofErr w:type="gramEnd"/>
     </w:p>
     <w:p>
@@ -709,8 +765,29 @@
           <w:sz w:val="28"/>
           <w:szCs w:val="28"/>
         </w:rPr>
-        <w:t xml:space="preserve">/Tggu/–&amp;, </w:t>
-      </w:r>
+        <w:t>/</w:t>
+      </w:r>
+      <w:proofErr w:type="spellStart"/>
+      <w:r>
+        <w:rPr>
+          <w:rFonts w:ascii="Preeti" w:hAnsi="Preeti"/>
+          <w:b/>
+          <w:sz w:val="28"/>
+          <w:szCs w:val="28"/>
+        </w:rPr>
+        <w:t>Tggu</w:t>
+      </w:r>
+      <w:proofErr w:type="spellEnd"/>
+      <w:r>
+        <w:rPr>
+          <w:rFonts w:ascii="Preeti" w:hAnsi="Preeti"/>
+          <w:b/>
+          <w:sz w:val="28"/>
+          <w:szCs w:val="28"/>
+        </w:rPr>
+        <w:t xml:space="preserve">/–&amp;, </w:t>
+      </w:r>
+      <w:proofErr w:type="spellStart"/>
       <w:r>
         <w:rPr>
           <w:rFonts w:ascii="Preeti" w:hAnsi="Preeti"/>
@@ -720,6 +797,7 @@
         </w:rPr>
         <w:t>lrtjg</w:t>
       </w:r>
+      <w:proofErr w:type="spellEnd"/>
     </w:p>
     <w:p>
       <w:pPr>
@@ -784,8 +862,9 @@
           <w:szCs w:val="28"/>
           <w:u w:val="single"/>
         </w:rPr>
-        <w:t>q}d</w:t>
-      </w:r>
+        <w:t>q}</w:t>
+      </w:r>
+      <w:proofErr w:type="spellStart"/>
       <w:r>
         <w:rPr>
           <w:rFonts w:ascii="Preeti" w:hAnsi="Preeti"/>
@@ -794,6 +873,16 @@
           <w:szCs w:val="28"/>
           <w:u w:val="single"/>
         </w:rPr>
+        <w:t>d</w:t>
+      </w:r>
+      <w:r>
+        <w:rPr>
+          <w:rFonts w:ascii="Preeti" w:hAnsi="Preeti"/>
+          <w:b/>
+          <w:sz w:val="28"/>
+          <w:szCs w:val="28"/>
+          <w:u w:val="single"/>
+        </w:rPr>
         <w:t>fl</w:t>
       </w:r>
       <w:proofErr w:type="gramEnd"/>
@@ -805,7 +894,40 @@
           <w:szCs w:val="28"/>
           <w:u w:val="single"/>
         </w:rPr>
-        <w:t>;s k/LIff–</w:t>
+        <w:t>;s</w:t>
+      </w:r>
+      <w:proofErr w:type="spellEnd"/>
+      <w:r>
+        <w:rPr>
+          <w:rFonts w:ascii="Preeti" w:hAnsi="Preeti"/>
+          <w:b/>
+          <w:sz w:val="28"/>
+          <w:szCs w:val="28"/>
+          <w:u w:val="single"/>
+        </w:rPr>
+        <w:t xml:space="preserve"> k/</w:t>
+      </w:r>
+      <w:proofErr w:type="spellStart"/>
+      <w:r>
+        <w:rPr>
+          <w:rFonts w:ascii="Preeti" w:hAnsi="Preeti"/>
+          <w:b/>
+          <w:sz w:val="28"/>
+          <w:szCs w:val="28"/>
+          <w:u w:val="single"/>
+        </w:rPr>
+        <w:t>LIff</w:t>
+      </w:r>
+      <w:proofErr w:type="spellEnd"/>
+      <w:r>
+        <w:rPr>
+          <w:rFonts w:ascii="Preeti" w:hAnsi="Preeti"/>
+          <w:b/>
+          <w:sz w:val="28"/>
+          <w:szCs w:val="28"/>
+          <w:u w:val="single"/>
+        </w:rPr>
+        <w:t>–</w:t>
       </w:r>
       <w:proofErr w:type="gramStart"/>
       <w:r>
@@ -839,6 +961,7 @@
           <w:lang w:eastAsia="zh-CN"/>
         </w:rPr>
       </w:pPr>
+      <w:proofErr w:type="spellStart"/>
       <w:r>
         <w:rPr>
           <w:rFonts w:ascii="Preeti" w:hAnsi="Preeti"/>
@@ -848,6 +971,7 @@
         </w:rPr>
         <w:t>sIff</w:t>
       </w:r>
+      <w:proofErr w:type="spellEnd"/>
       <w:r>
         <w:rPr>
           <w:rFonts w:ascii="Preeti" w:hAnsi="Preeti" w:cs="Times New Roman"/>
@@ -977,7 +1101,7 @@
           <w:sz w:val="28"/>
           <w:szCs w:val="28"/>
         </w:rPr>
-        <w:t>f{f</w:t>
+        <w:t>ff{</w:t>
       </w:r>
       <w:r>
         <w:rPr>
@@ -990,6 +1114,16 @@
         <w:t>Í  –</w:t>
       </w:r>
       <w:proofErr w:type="gramEnd"/>
+      <w:r>
+        <w:rPr>
+          <w:rFonts w:ascii="Preeti" w:hAnsi="Preeti" w:cs="Times New Roman"/>
+          <w:b/>
+          <w:sz w:val="28"/>
+          <w:szCs w:val="28"/>
+          <w:lang w:eastAsia="zh-CN"/>
+        </w:rPr>
+        <w:t xml:space="preserve"> </w:t>
+      </w:r>
       <w:r>
         <w:rPr>
           <w:rFonts w:ascii="Preeti" w:hAnsi="Preeti" w:cs="Times New Roman"/>
@@ -1013,6 +1147,7 @@
           <w:lang w:eastAsia="zh-CN"/>
         </w:rPr>
       </w:pPr>
+      <w:proofErr w:type="spellStart"/>
       <w:r>
         <w:rPr>
           <w:rFonts w:ascii="Preeti" w:hAnsi="Preeti" w:cs="Arial"/>
@@ -1024,6 +1159,7 @@
         </w:rPr>
         <w:t>ljifo</w:t>
       </w:r>
+      <w:proofErr w:type="spellEnd"/>
       <w:r>
         <w:rPr>
           <w:rFonts w:ascii="Preeti" w:hAnsi="Preeti"/>
@@ -1042,18 +1178,59 @@
           <w:szCs w:val="32"/>
           <w:lang w:eastAsia="zh-CN"/>
         </w:rPr>
-        <w:t>g]kfnL</w:t>
-      </w:r>
-      <w:r>
-        <w:rPr>
-          <w:rFonts w:ascii="Preeti" w:hAnsi="Preeti"/>
+        <w:t>g]</w:t>
+      </w:r>
+      <w:proofErr w:type="spellStart"/>
+      <w:r>
+        <w:rPr>
+          <w:rFonts w:ascii="Preeti" w:hAnsi="Preeti" w:cs="Times New Roman"/>
           <w:b/>
           <w:sz w:val="32"/>
           <w:szCs w:val="32"/>
+          <w:lang w:eastAsia="zh-CN"/>
+        </w:rPr>
+        <w:t>kfnL</w:t>
+      </w:r>
+      <w:proofErr w:type="spellEnd"/>
+      <w:r>
+        <w:rPr>
+          <w:rFonts w:ascii="Preeti" w:hAnsi="Preeti"/>
+          <w:b/>
+          <w:sz w:val="32"/>
+          <w:szCs w:val="32"/>
         </w:rPr>
         <w:tab/>
-        <w:t>;fdfhLs</w:t>
-      </w:r>
+        <w:t>;</w:t>
+      </w:r>
+      <w:proofErr w:type="spellStart"/>
+      <w:r>
+        <w:rPr>
+          <w:rFonts w:ascii="Preeti" w:hAnsi="Preeti"/>
+          <w:b/>
+          <w:sz w:val="32"/>
+          <w:szCs w:val="32"/>
+        </w:rPr>
+        <w:t>fdf</w:t>
+      </w:r>
+      <w:r>
+        <w:rPr>
+          <w:rFonts w:ascii="Preeti" w:hAnsi="Preeti"/>
+          <w:b/>
+          <w:sz w:val="32"/>
+          <w:szCs w:val="32"/>
+        </w:rPr>
+        <w:t>l</w:t>
+      </w:r>
+      <w:r>
+        <w:rPr>
+          <w:rFonts w:ascii="Preeti" w:hAnsi="Preeti"/>
+          <w:b/>
+          <w:sz w:val="32"/>
+          <w:szCs w:val="32"/>
+        </w:rPr>
+        <w:t>hs</w:t>
+      </w:r>
+      <w:proofErr w:type="spellEnd"/>
       <w:proofErr w:type="gramEnd"/>
       <w:r>
         <w:rPr>

--- a/header, landscape.docx
+++ b/header, landscape.docx
@@ -22,7 +22,7 @@
         <mc:AlternateContent>
           <mc:Choice Requires="wps">
             <w:drawing>
-              <wp:anchor distT="45720" distB="45720" distL="114300" distR="114300" simplePos="0" relativeHeight="251660288" behindDoc="0" locked="0" layoutInCell="1" allowOverlap="1" wp14:anchorId="7F825929" wp14:editId="46A376F3">
+              <wp:anchor distT="45720" distB="45720" distL="114300" distR="114300" simplePos="0" relativeHeight="251660288" behindDoc="0" locked="0" layoutInCell="1" allowOverlap="1" wp14:anchorId="7F825929" wp14:editId="6FE832D6">
                 <wp:simplePos x="0" y="0"/>
                 <wp:positionH relativeFrom="column">
                   <wp:align>right</wp:align>
@@ -30,7 +30,7 @@
                 <wp:positionV relativeFrom="paragraph">
                   <wp:posOffset>9525</wp:posOffset>
                 </wp:positionV>
-                <wp:extent cx="609600" cy="1404620"/>
+                <wp:extent cx="609600" cy="266700"/>
                 <wp:effectExtent l="0" t="0" r="0" b="0"/>
                 <wp:wrapNone/>
                 <wp:docPr id="217" name="Text Box 3"/>
@@ -46,7 +46,7 @@
                       <wps:spPr bwMode="auto">
                         <a:xfrm>
                           <a:off x="0" y="0"/>
-                          <a:ext cx="609600" cy="1404620"/>
+                          <a:ext cx="609600" cy="266700"/>
                         </a:xfrm>
                         <a:prstGeom prst="rect">
                           <a:avLst/>
@@ -76,7 +76,7 @@
                         </w:txbxContent>
                       </wps:txbx>
                       <wps:bodyPr rot="0" vert="horz" wrap="square" lIns="91440" tIns="45720" rIns="91440" bIns="45720" anchor="t" anchorCtr="0">
-                        <a:spAutoFit/>
+                        <a:noAutofit/>
                       </wps:bodyPr>
                     </wps:wsp>
                   </a:graphicData>
@@ -85,7 +85,7 @@
                   <wp14:pctWidth>0</wp14:pctWidth>
                 </wp14:sizeRelH>
                 <wp14:sizeRelV relativeFrom="margin">
-                  <wp14:pctHeight>20000</wp14:pctHeight>
+                  <wp14:pctHeight>0</wp14:pctHeight>
                 </wp14:sizeRelV>
               </wp:anchor>
             </w:drawing>
@@ -96,8 +96,8 @@
                 <v:stroke joinstyle="miter"/>
                 <v:path gradientshapeok="t" o:connecttype="rect"/>
               </v:shapetype>
-              <v:shape id="Text Box 3" o:spid="_x0000_s1026" type="#_x0000_t202" style="position:absolute;left:0;text-align:left;margin-left:-3.2pt;margin-top:.75pt;width:48pt;height:110.6pt;z-index:251660288;visibility:visible;mso-wrap-style:square;mso-width-percent:0;mso-height-percent:200;mso-wrap-distance-left:9pt;mso-wrap-distance-top:3.6pt;mso-wrap-distance-right:9pt;mso-wrap-distance-bottom:3.6pt;mso-position-horizontal:right;mso-position-horizontal-relative:text;mso-position-vertical:absolute;mso-position-vertical-relative:text;mso-width-percent:0;mso-height-percent:200;mso-width-relative:margin;mso-height-relative:margin;v-text-anchor:top" o:gfxdata="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" filled="f" stroked="f">
-                <v:textbox style="mso-fit-shape-to-text:t">
+              <v:shape id="Text Box 3" o:spid="_x0000_s1026" type="#_x0000_t202" style="position:absolute;left:0;text-align:left;margin-left:-3.2pt;margin-top:.75pt;width:48pt;height:21pt;z-index:251660288;visibility:visible;mso-wrap-style:square;mso-width-percent:0;mso-height-percent:0;mso-wrap-distance-left:9pt;mso-wrap-distance-top:3.6pt;mso-wrap-distance-right:9pt;mso-wrap-distance-bottom:3.6pt;mso-position-horizontal:right;mso-position-horizontal-relative:text;mso-position-vertical:absolute;mso-position-vertical-relative:text;mso-width-percent:0;mso-height-percent:0;mso-width-relative:margin;mso-height-relative:margin;v-text-anchor:top" o:gfxdata="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" filled="f" stroked="f">
+                <v:textbox>
                   <w:txbxContent>
                     <w:p>
                       <w:r>
@@ -484,15 +484,15 @@
         <mc:AlternateContent>
           <mc:Choice Requires="wps">
             <w:drawing>
-              <wp:anchor distT="45720" distB="45720" distL="114300" distR="114300" simplePos="0" relativeHeight="251663360" behindDoc="0" locked="0" layoutInCell="1" allowOverlap="1" wp14:anchorId="2BFCA177" wp14:editId="15CB0A5B">
+              <wp:anchor distT="45720" distB="45720" distL="114300" distR="114300" simplePos="0" relativeHeight="251663360" behindDoc="0" locked="0" layoutInCell="1" allowOverlap="1" wp14:anchorId="2BFCA177" wp14:editId="32E5C658">
                 <wp:simplePos x="0" y="0"/>
                 <wp:positionH relativeFrom="column">
                   <wp:posOffset>4000500</wp:posOffset>
                 </wp:positionH>
                 <wp:positionV relativeFrom="paragraph">
-                  <wp:posOffset>-68580</wp:posOffset>
+                  <wp:posOffset>57150</wp:posOffset>
                 </wp:positionV>
-                <wp:extent cx="609600" cy="1404620"/>
+                <wp:extent cx="609600" cy="295910"/>
                 <wp:effectExtent l="0" t="0" r="0" b="0"/>
                 <wp:wrapNone/>
                 <wp:docPr id="2" name="Text Box 3"/>
@@ -508,7 +508,7 @@
                       <wps:spPr bwMode="auto">
                         <a:xfrm>
                           <a:off x="0" y="0"/>
-                          <a:ext cx="609600" cy="1404620"/>
+                          <a:ext cx="609600" cy="295910"/>
                         </a:xfrm>
                         <a:prstGeom prst="rect">
                           <a:avLst/>
@@ -538,7 +538,7 @@
                         </w:txbxContent>
                       </wps:txbx>
                       <wps:bodyPr rot="0" vert="horz" wrap="square" lIns="91440" tIns="45720" rIns="91440" bIns="45720" anchor="t" anchorCtr="0">
-                        <a:spAutoFit/>
+                        <a:noAutofit/>
                       </wps:bodyPr>
                     </wps:wsp>
                   </a:graphicData>
@@ -547,15 +547,15 @@
                   <wp14:pctWidth>0</wp14:pctWidth>
                 </wp14:sizeRelH>
                 <wp14:sizeRelV relativeFrom="margin">
-                  <wp14:pctHeight>20000</wp14:pctHeight>
+                  <wp14:pctHeight>0</wp14:pctHeight>
                 </wp14:sizeRelV>
               </wp:anchor>
             </w:drawing>
           </mc:Choice>
           <mc:Fallback>
             <w:pict>
-              <v:shape w14:anchorId="2BFCA177" id="_x0000_s1027" type="#_x0000_t202" style="position:absolute;left:0;text-align:left;margin-left:315pt;margin-top:-5.4pt;width:48pt;height:110.6pt;z-index:251663360;visibility:visible;mso-wrap-style:square;mso-width-percent:0;mso-height-percent:200;mso-wrap-distance-left:9pt;mso-wrap-distance-top:3.6pt;mso-wrap-distance-right:9pt;mso-wrap-distance-bottom:3.6pt;mso-position-horizontal:absolute;mso-position-horizontal-relative:text;mso-position-vertical:absolute;mso-position-vertical-relative:text;mso-width-percent:0;mso-height-percent:200;mso-width-relative:margin;mso-height-relative:margin;v-text-anchor:top" o:gfxdata="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" filled="f" stroked="f">
-                <v:textbox style="mso-fit-shape-to-text:t">
+              <v:shape w14:anchorId="2BFCA177" id="_x0000_s1027" type="#_x0000_t202" style="position:absolute;left:0;text-align:left;margin-left:315pt;margin-top:4.5pt;width:48pt;height:23.3pt;z-index:251663360;visibility:visible;mso-wrap-style:square;mso-width-percent:0;mso-height-percent:0;mso-wrap-distance-left:9pt;mso-wrap-distance-top:3.6pt;mso-wrap-distance-right:9pt;mso-wrap-distance-bottom:3.6pt;mso-position-horizontal:absolute;mso-position-horizontal-relative:text;mso-position-vertical:absolute;mso-position-vertical-relative:text;mso-width-percent:0;mso-height-percent:0;mso-width-relative:margin;mso-height-relative:margin;v-text-anchor:top" o:gfxdata="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" filled="f" stroked="f">
+                <v:textbox>
                   <w:txbxContent>
                     <w:p>
                       <w:r>
